--- a/Web-технологии/lab5/lab5.docx
+++ b/Web-технологии/lab5/lab5.docx
@@ -1171,7 +1171,6 @@
           <w:color w:val="000000"/>
           <w:sz w:val="28"/>
           <w:szCs w:val="28"/>
-          <w:lang w:val="en-US"/>
         </w:rPr>
       </w:pPr>
       <w:r>
@@ -1182,7 +1181,6 @@
           <w:color w:val="000000"/>
           <w:sz w:val="28"/>
           <w:szCs w:val="28"/>
-          <w:lang w:val="en-US"/>
         </w:rPr>
         <w:t xml:space="preserve">1. </w:t>
       </w:r>
@@ -1205,7 +1203,6 @@
           <w:color w:val="000000"/>
           <w:sz w:val="28"/>
           <w:szCs w:val="28"/>
-          <w:lang w:val="en-US"/>
         </w:rPr>
         <w:t xml:space="preserve"> </w:t>
       </w:r>
@@ -1233,18 +1230,54 @@
           <w:color w:val="000000"/>
           <w:sz w:val="28"/>
           <w:szCs w:val="28"/>
-          <w:lang w:val="en-US"/>
-        </w:rPr>
-      </w:pPr>
-      <w:r>
-        <w:rPr>
-          <w:rFonts w:ascii="Times New Roman" w:hAnsi="Times New Roman" w:cs="Times New Roman"/>
-          <w:color w:val="000000"/>
-          <w:sz w:val="28"/>
-          <w:szCs w:val="28"/>
-          <w:lang w:val="en-US"/>
-        </w:rPr>
-        <w:t>&lt;button onclick="</w:t>
+        </w:rPr>
+      </w:pPr>
+      <w:r>
+        <w:rPr>
+          <w:rFonts w:ascii="Times New Roman" w:hAnsi="Times New Roman" w:cs="Times New Roman"/>
+          <w:color w:val="000000"/>
+          <w:sz w:val="28"/>
+          <w:szCs w:val="28"/>
+        </w:rPr>
+        <w:t>&lt;</w:t>
+      </w:r>
+      <w:r>
+        <w:rPr>
+          <w:rFonts w:ascii="Times New Roman" w:hAnsi="Times New Roman" w:cs="Times New Roman"/>
+          <w:color w:val="000000"/>
+          <w:sz w:val="28"/>
+          <w:szCs w:val="28"/>
+          <w:lang w:val="en-US"/>
+        </w:rPr>
+        <w:t>button</w:t>
+      </w:r>
+      <w:r>
+        <w:rPr>
+          <w:rFonts w:ascii="Times New Roman" w:hAnsi="Times New Roman" w:cs="Times New Roman"/>
+          <w:color w:val="000000"/>
+          <w:sz w:val="28"/>
+          <w:szCs w:val="28"/>
+        </w:rPr>
+        <w:t xml:space="preserve"> </w:t>
+      </w:r>
+      <w:r>
+        <w:rPr>
+          <w:rFonts w:ascii="Times New Roman" w:hAnsi="Times New Roman" w:cs="Times New Roman"/>
+          <w:color w:val="000000"/>
+          <w:sz w:val="28"/>
+          <w:szCs w:val="28"/>
+          <w:lang w:val="en-US"/>
+        </w:rPr>
+        <w:t>onclick</w:t>
+      </w:r>
+      <w:r>
+        <w:rPr>
+          <w:rFonts w:ascii="Times New Roman" w:hAnsi="Times New Roman" w:cs="Times New Roman"/>
+          <w:color w:val="000000"/>
+          <w:sz w:val="28"/>
+          <w:szCs w:val="28"/>
+        </w:rPr>
+        <w:t>="</w:t>
       </w:r>
       <w:proofErr w:type="spellStart"/>
       <w:proofErr w:type="gramStart"/>
@@ -1265,7 +1298,6 @@
           <w:color w:val="000000"/>
           <w:sz w:val="28"/>
           <w:szCs w:val="28"/>
-          <w:lang w:val="en-US"/>
         </w:rPr>
         <w:t>(</w:t>
       </w:r>
@@ -1276,7 +1308,6 @@
           <w:color w:val="000000"/>
           <w:sz w:val="28"/>
           <w:szCs w:val="28"/>
-          <w:lang w:val="en-US"/>
         </w:rPr>
         <w:t xml:space="preserve">)"&gt;1. </w:t>
       </w:r>
@@ -1295,7 +1326,6 @@
           <w:color w:val="000000"/>
           <w:sz w:val="28"/>
           <w:szCs w:val="28"/>
-          <w:lang w:val="en-US"/>
         </w:rPr>
         <w:t xml:space="preserve"> </w:t>
       </w:r>
@@ -1314,7 +1344,6 @@
           <w:color w:val="000000"/>
           <w:sz w:val="28"/>
           <w:szCs w:val="28"/>
-          <w:lang w:val="en-US"/>
         </w:rPr>
         <w:t xml:space="preserve"> </w:t>
       </w:r>
@@ -1333,9 +1362,27 @@
           <w:color w:val="000000"/>
           <w:sz w:val="28"/>
           <w:szCs w:val="28"/>
-          <w:lang w:val="en-US"/>
-        </w:rPr>
-        <w:t>&lt;/button&gt;</w:t>
+        </w:rPr>
+        <w:t>&lt;/</w:t>
+      </w:r>
+      <w:r>
+        <w:rPr>
+          <w:rFonts w:ascii="Times New Roman" w:hAnsi="Times New Roman" w:cs="Times New Roman"/>
+          <w:color w:val="000000"/>
+          <w:sz w:val="28"/>
+          <w:szCs w:val="28"/>
+          <w:lang w:val="en-US"/>
+        </w:rPr>
+        <w:t>button</w:t>
+      </w:r>
+      <w:r>
+        <w:rPr>
+          <w:rFonts w:ascii="Times New Roman" w:hAnsi="Times New Roman" w:cs="Times New Roman"/>
+          <w:color w:val="000000"/>
+          <w:sz w:val="28"/>
+          <w:szCs w:val="28"/>
+        </w:rPr>
+        <w:t>&gt;</w:t>
       </w:r>
     </w:p>
     <w:p>
@@ -1350,7 +1397,6 @@
           <w:color w:val="000000"/>
           <w:sz w:val="28"/>
           <w:szCs w:val="28"/>
-          <w:lang w:val="en-US"/>
         </w:rPr>
       </w:pPr>
     </w:p>
@@ -3661,6 +3707,9 @@
         <w:jc w:val="center"/>
       </w:pPr>
       <w:r>
+        <w:rPr>
+          <w:noProof/>
+        </w:rPr>
         <w:lastRenderedPageBreak/>
         <w:drawing>
           <wp:inline distT="0" distB="0" distL="0" distR="0" wp14:anchorId="3C97B14E" wp14:editId="2279D26B">
@@ -3766,6 +3815,9 @@
         <w:jc w:val="center"/>
       </w:pPr>
       <w:r>
+        <w:rPr>
+          <w:noProof/>
+        </w:rPr>
         <w:drawing>
           <wp:inline distT="0" distB="0" distL="0" distR="0" wp14:anchorId="666F9CE9" wp14:editId="6CA0A9F7">
             <wp:extent cx="5940425" cy="2138680"/>
@@ -3842,7 +3894,6 @@
           <w:color w:val="000000" w:themeColor="text1"/>
           <w:sz w:val="24"/>
           <w:szCs w:val="24"/>
-          <w:lang w:val="en-US"/>
         </w:rPr>
         <w:t>2</w:t>
       </w:r>
@@ -4853,6 +4904,9 @@
         <w:jc w:val="center"/>
       </w:pPr>
       <w:r>
+        <w:rPr>
+          <w:noProof/>
+        </w:rPr>
         <w:drawing>
           <wp:inline distT="0" distB="0" distL="0" distR="0" wp14:anchorId="0D5A9DEE" wp14:editId="2D9BF48A">
             <wp:extent cx="5940425" cy="1421765"/>
@@ -4922,7 +4976,6 @@
           <w:color w:val="000000" w:themeColor="text1"/>
           <w:sz w:val="24"/>
           <w:szCs w:val="24"/>
-          <w:lang w:val="en-US"/>
         </w:rPr>
         <w:t>3</w:t>
       </w:r>
@@ -5582,6 +5635,9 @@
         <w:jc w:val="center"/>
       </w:pPr>
       <w:r>
+        <w:rPr>
+          <w:noProof/>
+        </w:rPr>
         <w:drawing>
           <wp:inline distT="0" distB="0" distL="0" distR="0" wp14:anchorId="4FB84C85" wp14:editId="78E9E943">
             <wp:extent cx="5940425" cy="1362710"/>
@@ -6230,6 +6286,9 @@
         <w:jc w:val="center"/>
       </w:pPr>
       <w:r>
+        <w:rPr>
+          <w:noProof/>
+        </w:rPr>
         <w:drawing>
           <wp:inline distT="0" distB="0" distL="0" distR="0" wp14:anchorId="0036A028" wp14:editId="5634DA9D">
             <wp:extent cx="5940425" cy="1338580"/>
@@ -6324,7 +6383,6 @@
           <w:color w:val="000000"/>
           <w:sz w:val="28"/>
           <w:szCs w:val="28"/>
-          <w:lang w:val="en-US"/>
         </w:rPr>
       </w:pPr>
       <w:r>
@@ -6335,7 +6393,6 @@
           <w:color w:val="000000"/>
           <w:sz w:val="28"/>
           <w:szCs w:val="28"/>
-          <w:lang w:val="en-US"/>
         </w:rPr>
         <w:t xml:space="preserve">5. </w:t>
       </w:r>
@@ -6358,7 +6415,6 @@
           <w:color w:val="000000"/>
           <w:sz w:val="28"/>
           <w:szCs w:val="28"/>
-          <w:lang w:val="en-US"/>
         </w:rPr>
         <w:t xml:space="preserve"> </w:t>
       </w:r>
@@ -6386,16 +6442,14 @@
           <w:color w:val="000000"/>
           <w:sz w:val="28"/>
           <w:szCs w:val="28"/>
-          <w:lang w:val="en-US"/>
-        </w:rPr>
-      </w:pPr>
-      <w:r>
-        <w:rPr>
-          <w:rFonts w:ascii="Times New Roman" w:hAnsi="Times New Roman" w:cs="Times New Roman"/>
-          <w:color w:val="000000"/>
-          <w:sz w:val="28"/>
-          <w:szCs w:val="28"/>
-          <w:lang w:val="en-US"/>
+        </w:rPr>
+      </w:pPr>
+      <w:r>
+        <w:rPr>
+          <w:rFonts w:ascii="Times New Roman" w:hAnsi="Times New Roman" w:cs="Times New Roman"/>
+          <w:color w:val="000000"/>
+          <w:sz w:val="28"/>
+          <w:szCs w:val="28"/>
         </w:rPr>
         <w:t>&lt;</w:t>
       </w:r>
@@ -6415,7 +6469,6 @@
           <w:color w:val="000000"/>
           <w:sz w:val="28"/>
           <w:szCs w:val="28"/>
-          <w:lang w:val="en-US"/>
         </w:rPr>
         <w:t xml:space="preserve"> </w:t>
       </w:r>
@@ -6435,7 +6488,6 @@
           <w:color w:val="000000"/>
           <w:sz w:val="28"/>
           <w:szCs w:val="28"/>
-          <w:lang w:val="en-US"/>
         </w:rPr>
         <w:t>="</w:t>
       </w:r>
@@ -6458,7 +6510,6 @@
           <w:color w:val="000000"/>
           <w:sz w:val="28"/>
           <w:szCs w:val="28"/>
-          <w:lang w:val="en-US"/>
         </w:rPr>
         <w:t>(</w:t>
       </w:r>
@@ -6469,7 +6520,6 @@
           <w:color w:val="000000"/>
           <w:sz w:val="28"/>
           <w:szCs w:val="28"/>
-          <w:lang w:val="en-US"/>
         </w:rPr>
         <w:t xml:space="preserve">)"&gt;5. </w:t>
       </w:r>
@@ -6488,7 +6538,6 @@
           <w:color w:val="000000"/>
           <w:sz w:val="28"/>
           <w:szCs w:val="28"/>
-          <w:lang w:val="en-US"/>
         </w:rPr>
         <w:t xml:space="preserve"> </w:t>
       </w:r>
@@ -6507,7 +6556,6 @@
           <w:color w:val="000000"/>
           <w:sz w:val="28"/>
           <w:szCs w:val="28"/>
-          <w:lang w:val="en-US"/>
         </w:rPr>
         <w:t>&lt;/</w:t>
       </w:r>
@@ -6527,7 +6575,6 @@
           <w:color w:val="000000"/>
           <w:sz w:val="28"/>
           <w:szCs w:val="28"/>
-          <w:lang w:val="en-US"/>
         </w:rPr>
         <w:t>&gt;</w:t>
       </w:r>
@@ -6542,7 +6589,6 @@
           <w:color w:val="000000"/>
           <w:sz w:val="28"/>
           <w:szCs w:val="28"/>
-          <w:lang w:val="en-US"/>
         </w:rPr>
       </w:pPr>
     </w:p>
@@ -6845,6 +6891,9 @@
         <w:jc w:val="center"/>
       </w:pPr>
       <w:r>
+        <w:rPr>
+          <w:noProof/>
+        </w:rPr>
         <w:drawing>
           <wp:inline distT="0" distB="0" distL="0" distR="0" wp14:anchorId="19759954" wp14:editId="118E4AB2">
             <wp:extent cx="5940425" cy="1424305"/>
@@ -6914,7 +6963,6 @@
           <w:color w:val="000000" w:themeColor="text1"/>
           <w:sz w:val="24"/>
           <w:szCs w:val="24"/>
-          <w:lang w:val="en-US"/>
         </w:rPr>
         <w:t>6</w:t>
       </w:r>
@@ -7801,6 +7849,9 @@
         <w:jc w:val="center"/>
       </w:pPr>
       <w:r>
+        <w:rPr>
+          <w:noProof/>
+        </w:rPr>
         <w:drawing>
           <wp:inline distT="0" distB="0" distL="0" distR="0" wp14:anchorId="18974DEC" wp14:editId="0385EA58">
             <wp:extent cx="5940425" cy="1330960"/>
@@ -7895,7 +7946,6 @@
           <w:color w:val="000000"/>
           <w:sz w:val="28"/>
           <w:szCs w:val="28"/>
-          <w:lang w:val="en-US"/>
         </w:rPr>
       </w:pPr>
       <w:r>
@@ -7906,7 +7956,6 @@
           <w:color w:val="000000"/>
           <w:sz w:val="28"/>
           <w:szCs w:val="28"/>
-          <w:lang w:val="en-US"/>
         </w:rPr>
         <w:t xml:space="preserve">7. </w:t>
       </w:r>
@@ -7929,7 +7978,6 @@
           <w:color w:val="000000"/>
           <w:sz w:val="28"/>
           <w:szCs w:val="28"/>
-          <w:lang w:val="en-US"/>
         </w:rPr>
         <w:t xml:space="preserve"> </w:t>
       </w:r>
@@ -7957,16 +8005,14 @@
           <w:color w:val="000000"/>
           <w:sz w:val="28"/>
           <w:szCs w:val="28"/>
-          <w:lang w:val="en-US"/>
-        </w:rPr>
-      </w:pPr>
-      <w:r>
-        <w:rPr>
-          <w:rFonts w:ascii="Times New Roman" w:hAnsi="Times New Roman" w:cs="Times New Roman"/>
-          <w:color w:val="000000"/>
-          <w:sz w:val="28"/>
-          <w:szCs w:val="28"/>
-          <w:lang w:val="en-US"/>
+        </w:rPr>
+      </w:pPr>
+      <w:r>
+        <w:rPr>
+          <w:rFonts w:ascii="Times New Roman" w:hAnsi="Times New Roman" w:cs="Times New Roman"/>
+          <w:color w:val="000000"/>
+          <w:sz w:val="28"/>
+          <w:szCs w:val="28"/>
         </w:rPr>
         <w:t>&lt;</w:t>
       </w:r>
@@ -7986,7 +8032,6 @@
           <w:color w:val="000000"/>
           <w:sz w:val="28"/>
           <w:szCs w:val="28"/>
-          <w:lang w:val="en-US"/>
         </w:rPr>
         <w:t xml:space="preserve"> </w:t>
       </w:r>
@@ -8006,7 +8051,6 @@
           <w:color w:val="000000"/>
           <w:sz w:val="28"/>
           <w:szCs w:val="28"/>
-          <w:lang w:val="en-US"/>
         </w:rPr>
         <w:t>="</w:t>
       </w:r>
@@ -8029,7 +8073,6 @@
           <w:color w:val="000000"/>
           <w:sz w:val="28"/>
           <w:szCs w:val="28"/>
-          <w:lang w:val="en-US"/>
         </w:rPr>
         <w:t>(</w:t>
       </w:r>
@@ -8040,7 +8083,6 @@
           <w:color w:val="000000"/>
           <w:sz w:val="28"/>
           <w:szCs w:val="28"/>
-          <w:lang w:val="en-US"/>
         </w:rPr>
         <w:t xml:space="preserve">)"&gt;7. </w:t>
       </w:r>
@@ -8059,7 +8101,6 @@
           <w:color w:val="000000"/>
           <w:sz w:val="28"/>
           <w:szCs w:val="28"/>
-          <w:lang w:val="en-US"/>
         </w:rPr>
         <w:t xml:space="preserve"> </w:t>
       </w:r>
@@ -8078,9 +8119,27 @@
           <w:color w:val="000000"/>
           <w:sz w:val="28"/>
           <w:szCs w:val="28"/>
-          <w:lang w:val="en-US"/>
-        </w:rPr>
-        <w:t>&lt;/button&gt;</w:t>
+        </w:rPr>
+        <w:t>&lt;/</w:t>
+      </w:r>
+      <w:r>
+        <w:rPr>
+          <w:rFonts w:ascii="Times New Roman" w:hAnsi="Times New Roman" w:cs="Times New Roman"/>
+          <w:color w:val="000000"/>
+          <w:sz w:val="28"/>
+          <w:szCs w:val="28"/>
+          <w:lang w:val="en-US"/>
+        </w:rPr>
+        <w:t>button</w:t>
+      </w:r>
+      <w:r>
+        <w:rPr>
+          <w:rFonts w:ascii="Times New Roman" w:hAnsi="Times New Roman" w:cs="Times New Roman"/>
+          <w:color w:val="000000"/>
+          <w:sz w:val="28"/>
+          <w:szCs w:val="28"/>
+        </w:rPr>
+        <w:t>&gt;</w:t>
       </w:r>
     </w:p>
     <w:p>
@@ -8095,7 +8154,6 @@
           <w:color w:val="000000"/>
           <w:sz w:val="28"/>
           <w:szCs w:val="28"/>
-          <w:lang w:val="en-US"/>
         </w:rPr>
       </w:pPr>
     </w:p>
@@ -8475,6 +8533,9 @@
         <w:jc w:val="center"/>
       </w:pPr>
       <w:r>
+        <w:rPr>
+          <w:noProof/>
+        </w:rPr>
         <w:lastRenderedPageBreak/>
         <w:drawing>
           <wp:inline distT="0" distB="0" distL="0" distR="0" wp14:anchorId="48ADC1DD" wp14:editId="1CB19B92">
@@ -8545,7 +8606,6 @@
           <w:color w:val="000000" w:themeColor="text1"/>
           <w:sz w:val="24"/>
           <w:szCs w:val="24"/>
-          <w:lang w:val="en-US"/>
         </w:rPr>
         <w:t>8</w:t>
       </w:r>
@@ -9106,6 +9166,9 @@
         <w:jc w:val="center"/>
       </w:pPr>
       <w:r>
+        <w:rPr>
+          <w:noProof/>
+        </w:rPr>
         <w:drawing>
           <wp:inline distT="0" distB="0" distL="0" distR="0" wp14:anchorId="27A1201E" wp14:editId="3F162B46">
             <wp:extent cx="5940425" cy="1938020"/>
@@ -9175,7 +9238,6 @@
           <w:color w:val="000000" w:themeColor="text1"/>
           <w:sz w:val="24"/>
           <w:szCs w:val="24"/>
-          <w:lang w:val="en-US"/>
         </w:rPr>
         <w:t>9</w:t>
       </w:r>
@@ -9568,6 +9630,9 @@
         <w:jc w:val="center"/>
       </w:pPr>
       <w:r>
+        <w:rPr>
+          <w:noProof/>
+        </w:rPr>
         <w:lastRenderedPageBreak/>
         <w:drawing>
           <wp:inline distT="0" distB="0" distL="0" distR="0" wp14:anchorId="26AA5DCF" wp14:editId="51113615">
@@ -9638,7 +9703,6 @@
           <w:color w:val="000000" w:themeColor="text1"/>
           <w:sz w:val="24"/>
           <w:szCs w:val="24"/>
-          <w:lang w:val="en-US"/>
         </w:rPr>
         <w:t>10</w:t>
       </w:r>
@@ -10611,6 +10675,9 @@
         <w:jc w:val="center"/>
       </w:pPr>
       <w:r>
+        <w:rPr>
+          <w:noProof/>
+        </w:rPr>
         <w:drawing>
           <wp:inline distT="0" distB="0" distL="0" distR="0" wp14:anchorId="2FBE92A9" wp14:editId="407289A2">
             <wp:extent cx="5940425" cy="1536065"/>
@@ -10680,7 +10747,6 @@
           <w:color w:val="000000" w:themeColor="text1"/>
           <w:sz w:val="24"/>
           <w:szCs w:val="24"/>
-          <w:lang w:val="en-US"/>
         </w:rPr>
         <w:t>11</w:t>
       </w:r>
